--- a/SG4_Innovation/SG4_Artefacts/SG4_SupplReqs.docx
+++ b/SG4_Innovation/SG4_Artefacts/SG4_SupplReqs.docx
@@ -1369,6 +1369,355 @@
           </w:p>
         </w:tc>
       </w:tr>
+      <w:tr>
+        <w:trPr>
+          <w:cantSplit w:val="0"/>
+          <w:tblHeader w:val="0"/>
+        </w:trPr>
+        <w:tc>
+          <w:tcPr>
+            <w:vAlign w:val="top"/>
+          </w:tcPr>
+          <w:p>
+            <w:pPr>
+              <w:keepNext w:val="0"/>
+              <w:keepLines w:val="1"/>
+              <w:pageBreakBefore w:val="0"/>
+              <w:widowControl w:val="0"/>
+              <w:pBdr>
+                <w:top w:space="0" w:sz="0" w:val="nil"/>
+                <w:left w:space="0" w:sz="0" w:val="nil"/>
+                <w:bottom w:space="0" w:sz="0" w:val="nil"/>
+                <w:right w:space="0" w:sz="0" w:val="nil"/>
+                <w:between w:space="0" w:sz="0" w:val="nil"/>
+              </w:pBdr>
+              <w:shd w:fill="auto" w:val="clear"/>
+              <w:spacing w:after="120" w:before="0" w:line="240" w:lineRule="auto"/>
+              <w:ind w:left="0" w:right="0" w:firstLine="0"/>
+              <w:jc w:val="left"/>
+              <w:rPr>
+                <w:rFonts w:ascii="Arial" w:cs="Arial" w:eastAsia="Arial" w:hAnsi="Arial"/>
+                <w:sz w:val="20"/>
+                <w:szCs w:val="20"/>
+              </w:rPr>
+            </w:pPr>
+            <w:r>
+              <w:rPr>
+                <w:rFonts w:ascii="Arial" w:cs="Arial" w:eastAsia="Arial" w:hAnsi="Arial"/>
+                <w:sz w:val="20"/>
+                <w:szCs w:val="20"/>
+                <w:rtl w:val="0"/>
+              </w:rPr>
+              <w:t xml:space="preserve">2026-03-16</w:t>
+            </w:r>
+          </w:p>
+        </w:tc>
+        <w:tc>
+          <w:tcPr>
+            <w:vAlign w:val="top"/>
+          </w:tcPr>
+          <w:p>
+            <w:pPr>
+              <w:keepNext w:val="0"/>
+              <w:keepLines w:val="1"/>
+              <w:pageBreakBefore w:val="0"/>
+              <w:widowControl w:val="0"/>
+              <w:pBdr>
+                <w:top w:space="0" w:sz="0" w:val="nil"/>
+                <w:left w:space="0" w:sz="0" w:val="nil"/>
+                <w:bottom w:space="0" w:sz="0" w:val="nil"/>
+                <w:right w:space="0" w:sz="0" w:val="nil"/>
+                <w:between w:space="0" w:sz="0" w:val="nil"/>
+              </w:pBdr>
+              <w:shd w:fill="auto" w:val="clear"/>
+              <w:spacing w:after="120" w:before="0" w:line="240" w:lineRule="auto"/>
+              <w:ind w:left="0" w:right="0" w:firstLine="0"/>
+              <w:jc w:val="left"/>
+              <w:rPr>
+                <w:rFonts w:ascii="Arial" w:cs="Arial" w:eastAsia="Arial" w:hAnsi="Arial"/>
+                <w:sz w:val="20"/>
+                <w:szCs w:val="20"/>
+              </w:rPr>
+            </w:pPr>
+            <w:r>
+              <w:rPr>
+                <w:rFonts w:ascii="Arial" w:cs="Arial" w:eastAsia="Arial" w:hAnsi="Arial"/>
+                <w:sz w:val="20"/>
+                <w:szCs w:val="20"/>
+                <w:rtl w:val="0"/>
+              </w:rPr>
+              <w:t xml:space="preserve">1.2</w:t>
+            </w:r>
+          </w:p>
+        </w:tc>
+        <w:tc>
+          <w:tcPr>
+            <w:vAlign w:val="top"/>
+          </w:tcPr>
+          <w:p>
+            <w:pPr>
+              <w:keepNext w:val="0"/>
+              <w:keepLines w:val="1"/>
+              <w:pageBreakBefore w:val="0"/>
+              <w:widowControl w:val="0"/>
+              <w:pBdr>
+                <w:top w:space="0" w:sz="0" w:val="nil"/>
+                <w:left w:space="0" w:sz="0" w:val="nil"/>
+                <w:bottom w:space="0" w:sz="0" w:val="nil"/>
+                <w:right w:space="0" w:sz="0" w:val="nil"/>
+                <w:between w:space="0" w:sz="0" w:val="nil"/>
+              </w:pBdr>
+              <w:shd w:fill="auto" w:val="clear"/>
+              <w:spacing w:after="120" w:before="0" w:line="240" w:lineRule="auto"/>
+              <w:ind w:left="0" w:right="0" w:firstLine="0"/>
+              <w:jc w:val="left"/>
+              <w:rPr>
+                <w:rFonts w:ascii="Arial" w:cs="Arial" w:eastAsia="Arial" w:hAnsi="Arial"/>
+                <w:sz w:val="20"/>
+                <w:szCs w:val="20"/>
+              </w:rPr>
+            </w:pPr>
+            <w:r>
+              <w:rPr>
+                <w:rFonts w:ascii="Arial" w:cs="Arial" w:eastAsia="Arial" w:hAnsi="Arial"/>
+                <w:sz w:val="20"/>
+                <w:szCs w:val="20"/>
+                <w:rtl w:val="0"/>
+              </w:rPr>
+              <w:t xml:space="preserve">Update current requirements with Firebase AI and web</w:t>
+            </w:r>
+          </w:p>
+        </w:tc>
+        <w:tc>
+          <w:tcPr>
+            <w:vAlign w:val="top"/>
+          </w:tcPr>
+          <w:p>
+            <w:pPr>
+              <w:keepNext w:val="0"/>
+              <w:keepLines w:val="1"/>
+              <w:pageBreakBefore w:val="0"/>
+              <w:widowControl w:val="0"/>
+              <w:pBdr>
+                <w:top w:space="0" w:sz="0" w:val="nil"/>
+                <w:left w:space="0" w:sz="0" w:val="nil"/>
+                <w:bottom w:space="0" w:sz="0" w:val="nil"/>
+                <w:right w:space="0" w:sz="0" w:val="nil"/>
+                <w:between w:space="0" w:sz="0" w:val="nil"/>
+              </w:pBdr>
+              <w:shd w:fill="auto" w:val="clear"/>
+              <w:spacing w:after="120" w:before="0" w:line="240" w:lineRule="auto"/>
+              <w:ind w:left="0" w:right="0" w:firstLine="0"/>
+              <w:jc w:val="left"/>
+              <w:rPr>
+                <w:rFonts w:ascii="Arial" w:cs="Arial" w:eastAsia="Arial" w:hAnsi="Arial"/>
+                <w:sz w:val="20"/>
+                <w:szCs w:val="20"/>
+              </w:rPr>
+            </w:pPr>
+            <w:r>
+              <w:rPr>
+                <w:rFonts w:ascii="Arial" w:cs="Arial" w:eastAsia="Arial" w:hAnsi="Arial"/>
+                <w:sz w:val="20"/>
+                <w:szCs w:val="20"/>
+                <w:rtl w:val="0"/>
+              </w:rPr>
+              <w:t xml:space="preserve">Anitta Antony</w:t>
+            </w:r>
+          </w:p>
+          <w:p>
+            <w:pPr>
+              <w:keepNext w:val="0"/>
+              <w:keepLines w:val="1"/>
+              <w:pageBreakBefore w:val="0"/>
+              <w:widowControl w:val="0"/>
+              <w:pBdr>
+                <w:top w:space="0" w:sz="0" w:val="nil"/>
+                <w:left w:space="0" w:sz="0" w:val="nil"/>
+                <w:bottom w:space="0" w:sz="0" w:val="nil"/>
+                <w:right w:space="0" w:sz="0" w:val="nil"/>
+                <w:between w:space="0" w:sz="0" w:val="nil"/>
+              </w:pBdr>
+              <w:shd w:fill="auto" w:val="clear"/>
+              <w:spacing w:after="120" w:before="0" w:line="240" w:lineRule="auto"/>
+              <w:ind w:left="0" w:right="0" w:firstLine="0"/>
+              <w:jc w:val="left"/>
+              <w:rPr>
+                <w:rFonts w:ascii="Arial" w:cs="Arial" w:eastAsia="Arial" w:hAnsi="Arial"/>
+                <w:sz w:val="20"/>
+                <w:szCs w:val="20"/>
+              </w:rPr>
+            </w:pPr>
+            <w:r>
+              <w:rPr>
+                <w:rFonts w:ascii="Arial" w:cs="Arial" w:eastAsia="Arial" w:hAnsi="Arial"/>
+                <w:sz w:val="20"/>
+                <w:szCs w:val="20"/>
+                <w:rtl w:val="0"/>
+              </w:rPr>
+              <w:t xml:space="preserve">Md Abu Taher</w:t>
+            </w:r>
+          </w:p>
+        </w:tc>
+      </w:tr>
+      <w:tr>
+        <w:trPr>
+          <w:cantSplit w:val="0"/>
+          <w:tblHeader w:val="0"/>
+        </w:trPr>
+        <w:tc>
+          <w:tcPr>
+            <w:vAlign w:val="top"/>
+          </w:tcPr>
+          <w:p>
+            <w:pPr>
+              <w:keepNext w:val="0"/>
+              <w:keepLines w:val="1"/>
+              <w:pageBreakBefore w:val="0"/>
+              <w:widowControl w:val="0"/>
+              <w:pBdr>
+                <w:top w:space="0" w:sz="0" w:val="nil"/>
+                <w:left w:space="0" w:sz="0" w:val="nil"/>
+                <w:bottom w:space="0" w:sz="0" w:val="nil"/>
+                <w:right w:space="0" w:sz="0" w:val="nil"/>
+                <w:between w:space="0" w:sz="0" w:val="nil"/>
+              </w:pBdr>
+              <w:shd w:fill="auto" w:val="clear"/>
+              <w:spacing w:after="120" w:before="0" w:line="240" w:lineRule="auto"/>
+              <w:ind w:left="0" w:right="0" w:firstLine="0"/>
+              <w:jc w:val="left"/>
+              <w:rPr>
+                <w:rFonts w:ascii="Arial" w:cs="Arial" w:eastAsia="Arial" w:hAnsi="Arial"/>
+                <w:sz w:val="20"/>
+                <w:szCs w:val="20"/>
+              </w:rPr>
+            </w:pPr>
+            <w:r>
+              <w:rPr>
+                <w:rFonts w:ascii="Arial" w:cs="Arial" w:eastAsia="Arial" w:hAnsi="Arial"/>
+                <w:sz w:val="20"/>
+                <w:szCs w:val="20"/>
+                <w:rtl w:val="0"/>
+              </w:rPr>
+              <w:t xml:space="preserve">2026-03-16</w:t>
+            </w:r>
+          </w:p>
+        </w:tc>
+        <w:tc>
+          <w:tcPr>
+            <w:vAlign w:val="top"/>
+          </w:tcPr>
+          <w:p>
+            <w:pPr>
+              <w:keepNext w:val="0"/>
+              <w:keepLines w:val="1"/>
+              <w:pageBreakBefore w:val="0"/>
+              <w:widowControl w:val="0"/>
+              <w:pBdr>
+                <w:top w:space="0" w:sz="0" w:val="nil"/>
+                <w:left w:space="0" w:sz="0" w:val="nil"/>
+                <w:bottom w:space="0" w:sz="0" w:val="nil"/>
+                <w:right w:space="0" w:sz="0" w:val="nil"/>
+                <w:between w:space="0" w:sz="0" w:val="nil"/>
+              </w:pBdr>
+              <w:shd w:fill="auto" w:val="clear"/>
+              <w:spacing w:after="120" w:before="0" w:line="240" w:lineRule="auto"/>
+              <w:ind w:left="0" w:right="0" w:firstLine="0"/>
+              <w:jc w:val="left"/>
+              <w:rPr>
+                <w:rFonts w:ascii="Arial" w:cs="Arial" w:eastAsia="Arial" w:hAnsi="Arial"/>
+                <w:sz w:val="20"/>
+                <w:szCs w:val="20"/>
+              </w:rPr>
+            </w:pPr>
+            <w:r>
+              <w:rPr>
+                <w:rFonts w:ascii="Arial" w:cs="Arial" w:eastAsia="Arial" w:hAnsi="Arial"/>
+                <w:sz w:val="20"/>
+                <w:szCs w:val="20"/>
+                <w:rtl w:val="0"/>
+              </w:rPr>
+              <w:t xml:space="preserve">1.1</w:t>
+            </w:r>
+          </w:p>
+        </w:tc>
+        <w:tc>
+          <w:tcPr>
+            <w:vAlign w:val="top"/>
+          </w:tcPr>
+          <w:p>
+            <w:pPr>
+              <w:keepNext w:val="0"/>
+              <w:keepLines w:val="1"/>
+              <w:pageBreakBefore w:val="0"/>
+              <w:widowControl w:val="0"/>
+              <w:pBdr>
+                <w:top w:space="0" w:sz="0" w:val="nil"/>
+                <w:left w:space="0" w:sz="0" w:val="nil"/>
+                <w:bottom w:space="0" w:sz="0" w:val="nil"/>
+                <w:right w:space="0" w:sz="0" w:val="nil"/>
+                <w:between w:space="0" w:sz="0" w:val="nil"/>
+              </w:pBdr>
+              <w:shd w:fill="auto" w:val="clear"/>
+              <w:spacing w:after="120" w:before="0" w:line="240" w:lineRule="auto"/>
+              <w:ind w:left="0" w:right="0" w:firstLine="0"/>
+              <w:jc w:val="left"/>
+              <w:rPr>
+                <w:rFonts w:ascii="Arial" w:cs="Arial" w:eastAsia="Arial" w:hAnsi="Arial"/>
+                <w:sz w:val="20"/>
+                <w:szCs w:val="20"/>
+              </w:rPr>
+            </w:pPr>
+            <w:r>
+              <w:rPr>
+                <w:rFonts w:ascii="Arial" w:cs="Arial" w:eastAsia="Arial" w:hAnsi="Arial"/>
+                <w:sz w:val="20"/>
+                <w:szCs w:val="20"/>
+                <w:rtl w:val="0"/>
+              </w:rPr>
+              <w:t xml:space="preserve">Testing</w:t>
+            </w:r>
+          </w:p>
+        </w:tc>
+        <w:tc>
+          <w:tcPr>
+            <w:vAlign w:val="top"/>
+          </w:tcPr>
+          <w:p>
+            <w:pPr>
+              <w:keepNext w:val="0"/>
+              <w:keepLines w:val="1"/>
+              <w:pageBreakBefore w:val="0"/>
+              <w:widowControl w:val="0"/>
+              <w:pBdr>
+                <w:top w:space="0" w:sz="0" w:val="nil"/>
+                <w:left w:space="0" w:sz="0" w:val="nil"/>
+                <w:bottom w:space="0" w:sz="0" w:val="nil"/>
+                <w:right w:space="0" w:sz="0" w:val="nil"/>
+                <w:between w:space="0" w:sz="0" w:val="nil"/>
+              </w:pBdr>
+              <w:shd w:fill="auto" w:val="clear"/>
+              <w:spacing w:after="120" w:before="0" w:line="240" w:lineRule="auto"/>
+              <w:ind w:left="0" w:right="0" w:firstLine="0"/>
+              <w:jc w:val="left"/>
+              <w:rPr>
+                <w:rFonts w:ascii="Arial" w:cs="Arial" w:eastAsia="Arial" w:hAnsi="Arial"/>
+                <w:sz w:val="20"/>
+                <w:szCs w:val="20"/>
+              </w:rPr>
+            </w:pPr>
+            <w:r>
+              <w:rPr>
+                <w:rFonts w:ascii="Arial" w:cs="Arial" w:eastAsia="Arial" w:hAnsi="Arial"/>
+                <w:sz w:val="20"/>
+                <w:szCs w:val="20"/>
+                <w:rtl w:val="0"/>
+              </w:rPr>
+              <w:t xml:space="preserve">Daniel Marcarini</w:t>
+            </w:r>
+          </w:p>
+        </w:tc>
+      </w:tr>
     </w:tbl>
     <w:p>
       <w:pPr>
@@ -2254,6 +2603,94 @@
           </w:p>
         </w:tc>
       </w:tr>
+      <w:tr>
+        <w:trPr>
+          <w:cantSplit w:val="0"/>
+          <w:trHeight w:val="565" w:hRule="atLeast"/>
+          <w:tblHeader w:val="0"/>
+        </w:trPr>
+        <w:tc>
+          <w:tcPr>
+            <w:vAlign w:val="top"/>
+          </w:tcPr>
+          <w:p>
+            <w:pPr>
+              <w:spacing w:after="120" w:before="120" w:lineRule="auto"/>
+              <w:rPr>
+                <w:rFonts w:ascii="Arial" w:cs="Arial" w:eastAsia="Arial" w:hAnsi="Arial"/>
+                <w:vertAlign w:val="baseline"/>
+              </w:rPr>
+            </w:pPr>
+            <w:r>
+              <w:rPr>
+                <w:rFonts w:ascii="Arial" w:cs="Arial" w:eastAsia="Arial" w:hAnsi="Arial"/>
+                <w:rtl w:val="0"/>
+              </w:rPr>
+              <w:t xml:space="preserve">S8. Testability - Verifiable web interaction and synchronization</w:t>
+            </w:r>
+            <w:r>
+              <w:rPr>
+                <w:rtl w:val="0"/>
+              </w:rPr>
+            </w:r>
+          </w:p>
+        </w:tc>
+        <w:tc>
+          <w:tcPr>
+            <w:vAlign w:val="top"/>
+          </w:tcPr>
+          <w:p>
+            <w:pPr>
+              <w:keepNext w:val="0"/>
+              <w:keepLines w:val="0"/>
+              <w:pageBreakBefore w:val="0"/>
+              <w:widowControl w:val="0"/>
+              <w:pBdr>
+                <w:top w:space="0" w:sz="0" w:val="nil"/>
+                <w:left w:space="0" w:sz="0" w:val="nil"/>
+                <w:bottom w:space="0" w:sz="0" w:val="nil"/>
+                <w:right w:space="0" w:sz="0" w:val="nil"/>
+                <w:between w:space="0" w:sz="0" w:val="nil"/>
+              </w:pBdr>
+              <w:shd w:fill="auto" w:val="clear"/>
+              <w:tabs>
+                <w:tab w:val="center" w:leader="none" w:pos="4320"/>
+                <w:tab w:val="right" w:leader="none" w:pos="8640"/>
+              </w:tabs>
+              <w:spacing w:after="120" w:before="120" w:line="240" w:lineRule="auto"/>
+              <w:ind w:left="0" w:right="0" w:firstLine="0"/>
+              <w:jc w:val="center"/>
+              <w:rPr>
+                <w:rFonts w:ascii="Arial" w:cs="Arial" w:eastAsia="Arial" w:hAnsi="Arial"/>
+                <w:i w:val="0"/>
+                <w:iCs w:val="0"/>
+                <w:smallCaps w:val="0"/>
+                <w:strike w:val="0"/>
+                <w:color w:val="000000"/>
+                <w:sz w:val="20"/>
+                <w:szCs w:val="20"/>
+                <w:u w:val="none"/>
+                <w:shd w:fill="auto" w:val="clear"/>
+                <w:vertAlign w:val="baseline"/>
+              </w:rPr>
+            </w:pPr>
+            <w:r>
+              <w:rPr>
+                <w:rFonts w:ascii="Arial" w:cs="Arial" w:eastAsia="Arial" w:hAnsi="Arial"/>
+                <w:sz w:val="20"/>
+                <w:szCs w:val="20"/>
+                <w:rtl w:val="0"/>
+              </w:rPr>
+              <w:t xml:space="preserve">Essential</w:t>
+            </w:r>
+            <w:r>
+              <w:rPr>
+                <w:rtl w:val="0"/>
+              </w:rPr>
+            </w:r>
+          </w:p>
+        </w:tc>
+      </w:tr>
     </w:tbl>
     <w:p>
       <w:pPr>
@@ -2468,7 +2905,7 @@
           <w:szCs w:val="24"/>
           <w:rtl w:val="0"/>
         </w:rPr>
-        <w:t xml:space="preserve">The system shall provide responsive feedback to users. The interface shall indicate processing status while waiting for AI responses. Performance optimization may be improved at backend level if required.</w:t>
+        <w:t xml:space="preserve">The system shall provide responsive feedback to users. The interface shall indicate processing status while waiting for AI responses. Performance optimization may be improved at the AI service or client level if required.</w:t>
       </w:r>
       <w:r>
         <w:rPr>
@@ -2505,7 +2942,7 @@
         <w:rPr>
           <w:rtl w:val="0"/>
         </w:rPr>
-        <w:t xml:space="preserve">The architecture is designed to support secure communication between the mobile app and backend. Authentication and access control mechanisms can be integrated to restrict device control to authorized users.</w:t>
+        <w:t xml:space="preserve">The architecture is designed to support secure communication between the application and the AI service. Authentication and access control mechanisms can be integrated to restrict device control to authorized users.</w:t>
       </w:r>
       <w:r>
         <w:rPr>
@@ -2626,22 +3063,33 @@
     </w:p>
     <w:p>
       <w:pPr>
+        <w:rPr>
+          <w:b w:val="1"/>
+          <w:bCs w:val="1"/>
+          <w:sz w:val="26"/>
+          <w:szCs w:val="26"/>
+        </w:rPr>
+      </w:pPr>
+      <w:r>
+        <w:rPr>
+          <w:b w:val="1"/>
+          <w:bCs w:val="1"/>
+          <w:sz w:val="26"/>
+          <w:szCs w:val="26"/>
+          <w:rtl w:val="0"/>
+        </w:rPr>
+        <w:t xml:space="preserve">S8 Testability – Verifiable web interaction and synchronization</w:t>
+      </w:r>
+    </w:p>
+    <w:p>
+      <w:pPr>
         <w:rPr/>
       </w:pPr>
       <w:r>
         <w:rPr>
           <w:rtl w:val="0"/>
         </w:rPr>
-      </w:r>
-    </w:p>
-    <w:p>
-      <w:pPr>
-        <w:rPr/>
-      </w:pPr>
-      <w:r>
-        <w:rPr>
-          <w:rtl w:val="0"/>
-        </w:rPr>
+        <w:t xml:space="preserve">The system shall support repeatable verification of the main web interaction flows, including authentication, device toggling, and synchronization of state data between the user interface and Firestore. The design shall allow testers to confirm that user actions produce correct backend updates and that backend changes are reflected correctly in the interface.</w:t>
       </w:r>
     </w:p>
     <w:p>
